--- a/Laiba-Nasir-510419-DS2A_Report.docx
+++ b/Laiba-Nasir-510419-DS2A_Report.docx
@@ -10,8 +10,6 @@
       <w:r>
         <w:t>Lab 3: HTML Advanced – Personal Portfolio II</w:t>
       </w:r>
-      <w:bookmarkStart w:id="0" w:name="_GoBack"/>
-      <w:bookmarkEnd w:id="0"/>
     </w:p>
     <w:p>
       <w:pPr>
@@ -50,12 +48,6 @@
         <w:gridCol w:w="6500"/>
       </w:tblGrid>
       <w:tr>
-        <w:tblPrEx>
-          <w:tblCellMar>
-            <w:top w:w="0" w:type="dxa"/>
-            <w:bottom w:w="0" w:type="dxa"/>
-          </w:tblCellMar>
-        </w:tblPrEx>
         <w:tc>
           <w:tcPr>
             <w:tcW w:w="2500" w:type="dxa"/>
@@ -100,12 +92,6 @@
         </w:tc>
       </w:tr>
       <w:tr>
-        <w:tblPrEx>
-          <w:tblCellMar>
-            <w:top w:w="0" w:type="dxa"/>
-            <w:bottom w:w="0" w:type="dxa"/>
-          </w:tblCellMar>
-        </w:tblPrEx>
         <w:tc>
           <w:tcPr>
             <w:tcW w:w="2500" w:type="dxa"/>
@@ -145,12 +131,6 @@
         </w:tc>
       </w:tr>
       <w:tr>
-        <w:tblPrEx>
-          <w:tblCellMar>
-            <w:top w:w="0" w:type="dxa"/>
-            <w:bottom w:w="0" w:type="dxa"/>
-          </w:tblCellMar>
-        </w:tblPrEx>
         <w:tc>
           <w:tcPr>
             <w:tcW w:w="2500" w:type="dxa"/>
@@ -190,12 +170,6 @@
         </w:tc>
       </w:tr>
       <w:tr>
-        <w:tblPrEx>
-          <w:tblCellMar>
-            <w:top w:w="0" w:type="dxa"/>
-            <w:bottom w:w="0" w:type="dxa"/>
-          </w:tblCellMar>
-        </w:tblPrEx>
         <w:tc>
           <w:tcPr>
             <w:tcW w:w="2500" w:type="dxa"/>
@@ -235,12 +209,6 @@
         </w:tc>
       </w:tr>
       <w:tr>
-        <w:tblPrEx>
-          <w:tblCellMar>
-            <w:top w:w="0" w:type="dxa"/>
-            <w:bottom w:w="0" w:type="dxa"/>
-          </w:tblCellMar>
-        </w:tblPrEx>
         <w:tc>
           <w:tcPr>
             <w:tcW w:w="2500" w:type="dxa"/>
@@ -318,14 +286,7 @@
           <w:sz w:val="24"/>
           <w:szCs w:val="24"/>
         </w:rPr>
-        <w:t>flex</w:t>
-      </w:r>
-      <w:r>
-        <w:rPr>
-          <w:sz w:val="24"/>
-          <w:szCs w:val="24"/>
-        </w:rPr>
-        <w:t>box</w:t>
+        <w:t>flexbox</w:t>
       </w:r>
       <w:proofErr w:type="spellEnd"/>
       <w:r>
@@ -469,14 +430,7 @@
           <w:sz w:val="24"/>
           <w:szCs w:val="24"/>
         </w:rPr>
-        <w:t>That way if I change a color or spacing value it updates everywhere instead of having to edit fi</w:t>
-      </w:r>
-      <w:r>
-        <w:rPr>
-          <w:sz w:val="24"/>
-          <w:szCs w:val="24"/>
-        </w:rPr>
-        <w:t>ve separate style blocks.</w:t>
+        <w:t>That way if I change a color or spacing value it updates everywhere instead of having to edit five separate style blocks.</w:t>
       </w:r>
     </w:p>
     <w:p>
@@ -549,14 +503,7 @@
           <w:sz w:val="24"/>
           <w:szCs w:val="24"/>
         </w:rPr>
-        <w:t xml:space="preserve"> row; I switched the markup to a list with floated &lt;li&gt;s since that matches what the lab hint</w:t>
-      </w:r>
-      <w:r>
-        <w:rPr>
-          <w:sz w:val="24"/>
-          <w:szCs w:val="24"/>
-        </w:rPr>
-        <w:t xml:space="preserve"> suggested.</w:t>
+        <w:t xml:space="preserve"> row; I switched the markup to a list with floated &lt;li&gt;s since that matches what the lab hint suggested.</w:t>
       </w:r>
     </w:p>
     <w:p>
@@ -572,14 +519,7 @@
           <w:sz w:val="24"/>
           <w:szCs w:val="24"/>
         </w:rPr>
-        <w:t xml:space="preserve">The gallery used to be a CSS grid, but I rebuilt it with float: left on the &lt;figure&gt; elements (two per row) since the lab specifically wants float used for the gallery layout. I also dropped the background texture image out of the actual photo </w:t>
-      </w:r>
-      <w:r>
-        <w:rPr>
-          <w:sz w:val="24"/>
-          <w:szCs w:val="24"/>
-        </w:rPr>
-        <w:t>grid and gave the remaining five photos captions.</w:t>
+        <w:t>The gallery used to be a CSS grid, but I rebuilt it with float: left on the &lt;figure&gt; elements (two per row) since the lab specifically wants float used for the gallery layout. I also dropped the background texture image out of the actual photo grid and gave the remaining five photos captions.</w:t>
       </w:r>
     </w:p>
     <w:p>
@@ -830,14 +770,7 @@
           <w:sz w:val="24"/>
           <w:szCs w:val="24"/>
         </w:rPr>
-        <w:t xml:space="preserve"> and th</w:t>
-      </w:r>
-      <w:r>
-        <w:rPr>
-          <w:sz w:val="24"/>
-          <w:szCs w:val="24"/>
-        </w:rPr>
-        <w:t>e gallery until I added this.</w:t>
+        <w:t xml:space="preserve"> and the gallery until I added this.</w:t>
       </w:r>
     </w:p>
     <w:p>
@@ -870,13 +803,7 @@
         <w:rPr>
           <w:rFonts w:ascii="Consolas" w:eastAsia="Consolas" w:hAnsi="Consolas" w:cs="Consolas"/>
         </w:rPr>
-        <w:t>├── index</w:t>
-      </w:r>
-      <w:r>
-        <w:rPr>
-          <w:rFonts w:ascii="Consolas" w:eastAsia="Consolas" w:hAnsi="Consolas" w:cs="Consolas"/>
-        </w:rPr>
-        <w:t>.html</w:t>
+        <w:t>├── index.html</w:t>
       </w:r>
     </w:p>
     <w:p>
@@ -1059,14 +986,7 @@
           <w:sz w:val="24"/>
           <w:szCs w:val="24"/>
         </w:rPr>
-        <w:t xml:space="preserve"> in a couple of places that predate this lab and weren't part of the rework). Built and tested in VS Code </w:t>
-      </w:r>
-      <w:r>
-        <w:rPr>
-          <w:sz w:val="24"/>
-          <w:szCs w:val="24"/>
-        </w:rPr>
-        <w:t xml:space="preserve">/ Chrome, version-controlled with </w:t>
+        <w:t xml:space="preserve"> in a couple of places that predate this lab and weren't part of the rework). Built and tested in VS Code / Chrome, version-controlled with </w:t>
       </w:r>
       <w:proofErr w:type="spellStart"/>
       <w:r>
@@ -1169,27 +1089,12 @@
         </w:rPr>
         <w:t xml:space="preserve"> Pages):</w:t>
       </w:r>
-    </w:p>
-    <w:p>
-      <w:pPr>
-        <w:pStyle w:val="ListParagraph"/>
-        <w:numPr>
-          <w:ilvl w:val="0"/>
-          <w:numId w:val="2"/>
-        </w:numPr>
-        <w:spacing w:after="120"/>
-        <w:rPr>
-          <w:sz w:val="24"/>
-          <w:szCs w:val="24"/>
-        </w:rPr>
-      </w:pPr>
-      <w:r>
-        <w:rPr>
-          <w:b/>
-          <w:sz w:val="24"/>
-          <w:szCs w:val="24"/>
-        </w:rPr>
-        <w:t xml:space="preserve">Index/ Home: </w:t>
+      <w:r>
+        <w:rPr>
+          <w:sz w:val="24"/>
+          <w:szCs w:val="24"/>
+        </w:rPr>
+        <w:t xml:space="preserve"> </w:t>
       </w:r>
       <w:hyperlink r:id="rId5" w:history="1">
         <w:r>
@@ -1201,152 +1106,8 @@
           <w:t>https://lnasir23.github.io/portfolio/index.html</w:t>
         </w:r>
       </w:hyperlink>
-    </w:p>
-    <w:p>
-      <w:pPr>
-        <w:pStyle w:val="ListParagraph"/>
-        <w:numPr>
-          <w:ilvl w:val="0"/>
-          <w:numId w:val="2"/>
-        </w:numPr>
-        <w:spacing w:after="120"/>
-        <w:rPr>
-          <w:sz w:val="24"/>
-          <w:szCs w:val="24"/>
-        </w:rPr>
-      </w:pPr>
-      <w:r>
-        <w:rPr>
-          <w:b/>
-          <w:sz w:val="24"/>
-          <w:szCs w:val="24"/>
-        </w:rPr>
-        <w:t>Hobbies:</w:t>
-      </w:r>
-      <w:r>
-        <w:rPr>
-          <w:sz w:val="24"/>
-          <w:szCs w:val="24"/>
-        </w:rPr>
-        <w:t xml:space="preserve"> </w:t>
-      </w:r>
-      <w:hyperlink r:id="rId6" w:history="1">
-        <w:r>
-          <w:rPr>
-            <w:rStyle w:val="Hyperlink"/>
-            <w:sz w:val="24"/>
-            <w:szCs w:val="24"/>
-          </w:rPr>
-          <w:t>https://lnasir23.github.io/portfolio/hobbies.html</w:t>
-        </w:r>
-      </w:hyperlink>
-    </w:p>
-    <w:p>
-      <w:pPr>
-        <w:pStyle w:val="ListParagraph"/>
-        <w:numPr>
-          <w:ilvl w:val="0"/>
-          <w:numId w:val="2"/>
-        </w:numPr>
-        <w:spacing w:after="120"/>
-        <w:rPr>
-          <w:sz w:val="24"/>
-          <w:szCs w:val="24"/>
-        </w:rPr>
-      </w:pPr>
-      <w:r>
-        <w:rPr>
-          <w:b/>
-          <w:sz w:val="24"/>
-          <w:szCs w:val="24"/>
-        </w:rPr>
-        <w:t>Skills:</w:t>
-      </w:r>
-      <w:r>
-        <w:rPr>
-          <w:sz w:val="24"/>
-          <w:szCs w:val="24"/>
-        </w:rPr>
-        <w:t xml:space="preserve"> </w:t>
-      </w:r>
-      <w:hyperlink r:id="rId7" w:history="1">
-        <w:r>
-          <w:rPr>
-            <w:rStyle w:val="Hyperlink"/>
-            <w:sz w:val="24"/>
-            <w:szCs w:val="24"/>
-          </w:rPr>
-          <w:t>https://lnasir23.github.io/portfolio/skills.html</w:t>
-        </w:r>
-      </w:hyperlink>
-    </w:p>
-    <w:p>
-      <w:pPr>
-        <w:pStyle w:val="ListParagraph"/>
-        <w:numPr>
-          <w:ilvl w:val="0"/>
-          <w:numId w:val="2"/>
-        </w:numPr>
-        <w:spacing w:after="120"/>
-        <w:rPr>
-          <w:sz w:val="24"/>
-          <w:szCs w:val="24"/>
-        </w:rPr>
-      </w:pPr>
-      <w:r>
-        <w:rPr>
-          <w:b/>
-          <w:sz w:val="24"/>
-          <w:szCs w:val="24"/>
-        </w:rPr>
-        <w:t>Gallery:</w:t>
-      </w:r>
-      <w:r>
-        <w:rPr>
-          <w:sz w:val="24"/>
-          <w:szCs w:val="24"/>
-        </w:rPr>
-        <w:t xml:space="preserve"> </w:t>
-      </w:r>
-      <w:hyperlink r:id="rId8" w:history="1">
-        <w:r>
-          <w:rPr>
-            <w:rStyle w:val="Hyperlink"/>
-            <w:sz w:val="24"/>
-            <w:szCs w:val="24"/>
-          </w:rPr>
-          <w:t>https://lnasir23.github.io/portfolio/gallery.html</w:t>
-        </w:r>
-      </w:hyperlink>
-    </w:p>
-    <w:p>
-      <w:pPr>
-        <w:pStyle w:val="ListParagraph"/>
-        <w:numPr>
-          <w:ilvl w:val="0"/>
-          <w:numId w:val="2"/>
-        </w:numPr>
-        <w:spacing w:after="120"/>
-        <w:rPr>
-          <w:sz w:val="24"/>
-          <w:szCs w:val="24"/>
-        </w:rPr>
-      </w:pPr>
-      <w:r>
-        <w:rPr>
-          <w:b/>
-          <w:sz w:val="24"/>
-          <w:szCs w:val="24"/>
-        </w:rPr>
-        <w:t>Contact:</w:t>
-      </w:r>
-      <w:r>
-        <w:rPr>
-          <w:sz w:val="24"/>
-          <w:szCs w:val="24"/>
-        </w:rPr>
-        <w:t xml:space="preserve"> https://lnasir23.github.io/portfolio/contact.html</w:t>
-      </w:r>
+      <w:bookmarkStart w:id="0" w:name="_GoBack"/>
+      <w:bookmarkEnd w:id="0"/>
     </w:p>
     <w:sectPr>
       <w:pgSz w:w="12240" w:h="15840"/>
